--- a/docs/demo/AUDIT_REPORT.docx
+++ b/docs/demo/AUDIT_REPORT.docx
@@ -246,7 +246,7 @@
                 <w:i w:val="0"/>
                 <w:sz w:val="18"/>
               </w:rPr>
-              <w:t xml:space="preserve"> · 85.8 s · 1920x1080 · 30 fps · silent</w:t>
+              <w:t xml:space="preserve"> · 89.0 s · 1920x1080 · 30 fps · silent</w:t>
             </w:r>
           </w:p>
         </w:tc>
@@ -288,7 +288,7 @@
                 <w:i w:val="0"/>
                 <w:sz w:val="18"/>
               </w:rPr>
-              <w:t>2026-10-14 14:39</w:t>
+              <w:t>2026-10-14 19:04</w:t>
             </w:r>
           </w:p>
         </w:tc>
@@ -328,7 +328,7 @@
                 <w:i w:val="0"/>
                 <w:sz w:val="18"/>
               </w:rPr>
-              <w:t>70 pass · 0 fail · 1 manual (of 71 figures)</w:t>
+              <w:t>72 pass · 0 fail · 1 manual (of 73 figures)</w:t>
             </w:r>
           </w:p>
         </w:tc>
@@ -370,7 +370,7 @@
                 <w:i w:val="0"/>
                 <w:sz w:val="18"/>
               </w:rPr>
-              <w:t>13 (A-01 to A-13)</w:t>
+              <w:t>14 (A-01 to A-14)</w:t>
             </w:r>
           </w:p>
         </w:tc>
@@ -1219,7 +1219,7 @@
                 <w:i w:val="0"/>
                 <w:sz w:val="14"/>
               </w:rPr>
-              <w:t>480 pieces of content / top-10 of 480 / 480-item catalogue</w:t>
+              <w:t>480 pieces of content / top-10 of 480 / all 480 items</w:t>
             </w:r>
           </w:p>
         </w:tc>
@@ -3779,7 +3779,7 @@
                 <w:i w:val="0"/>
                 <w:sz w:val="14"/>
               </w:rPr>
-              <w:t>p95 total 23.27 ms / 23.3 ms</w:t>
+              <w:t>95% ≤ 23.27 ms, no LLM / 23.3 ms</w:t>
             </w:r>
           </w:p>
         </w:tc>
@@ -4099,7 +4099,7 @@
                 <w:i w:val="0"/>
                 <w:sz w:val="14"/>
               </w:rPr>
-              <w:t>−40 link scanners</w:t>
+              <w:t>−40 scanner bots</w:t>
             </w:r>
           </w:p>
         </w:tc>
@@ -4419,7 +4419,7 @@
                 <w:i w:val="0"/>
                 <w:sz w:val="14"/>
               </w:rPr>
-              <w:t>TF-IDF + SVD 64-d</w:t>
+              <w:t>word-based search (TF-IDF + SVD, 64-d, not shown in full)</w:t>
             </w:r>
           </w:p>
         </w:tc>
@@ -4581,7 +4581,7 @@
                 <w:i w:val="0"/>
                 <w:sz w:val="14"/>
               </w:rPr>
-              <w:t>2 layers · 64-d · 133k params</w:t>
+              <w:t>133k params, CPU (05) · parameters · 2 layers (06)</w:t>
             </w:r>
           </w:p>
         </w:tc>
@@ -4600,7 +4600,7 @@
                 <w:i w:val="0"/>
                 <w:sz w:val="14"/>
               </w:rPr>
-              <w:t>05, 06, 09</w:t>
+              <w:t>05, 06</w:t>
             </w:r>
           </w:p>
         </w:tc>
@@ -4901,7 +4901,7 @@
                 <w:i w:val="0"/>
                 <w:sz w:val="14"/>
               </w:rPr>
-              <w:t>top-10 of 480 · seen masked</w:t>
+              <w:t>top-10 of 480 · read ones removed</w:t>
             </w:r>
           </w:p>
         </w:tc>
@@ -5379,7 +5379,7 @@
                 <w:i w:val="0"/>
                 <w:sz w:val="14"/>
               </w:rPr>
-              <w:t>llama3.2 · 3B · Ollama · CPU · stub in tests + CI</w:t>
+              <w:t>llama3.2 · 3B · Ollama · CPU · stand-in for tests</w:t>
             </w:r>
           </w:p>
         </w:tc>
@@ -5699,7 +5699,7 @@
                 <w:i w:val="0"/>
                 <w:sz w:val="14"/>
               </w:rPr>
-              <w:t>prior-day history · 3 rows / request</w:t>
+              <w:t>only past history · 1 row per channel</w:t>
             </w:r>
           </w:p>
         </w:tc>
@@ -6979,7 +6979,7 @@
                 <w:i w:val="0"/>
                 <w:sz w:val="14"/>
               </w:rPr>
-              <w:t>Prescriber 2651 · Somnavel elderly patients series, part 5 · email 0.194 / SMS 0.114 / rep 0.416 · S21 S20 S19 · 6,605 ms</w:t>
+              <w:t>Prescriber 2651 · Somnavel elderly patients series, part 5 (BERT4Rec's top pick of 480, not yet read) · email 0.194 / SMS 0.114 / rep 0.416 · S21 S20 S19 · 6,605 ms</w:t>
             </w:r>
           </w:p>
         </w:tc>
@@ -8899,7 +8899,7 @@
                 <w:i w:val="0"/>
                 <w:sz w:val="14"/>
               </w:rPr>
-              <w:t>62%</w:t>
+              <w:t>62% of a perfect plan's gain recovered</w:t>
             </w:r>
           </w:p>
         </w:tc>
@@ -9219,7 +9219,7 @@
                 <w:i w:val="0"/>
                 <w:sz w:val="14"/>
               </w:rPr>
-              <w:t>logged 0% · oracle 100%</w:t>
+              <w:t>today 0% · perfect 100%</w:t>
             </w:r>
           </w:p>
         </w:tc>
@@ -9381,7 +9381,7 @@
                 <w:i w:val="0"/>
                 <w:sz w:val="14"/>
               </w:rPr>
-              <w:t>23.3 ms</w:t>
+              <w:t>23.3 ms · 95% of requests take this or less · request path, no LLM</w:t>
             </w:r>
           </w:p>
         </w:tc>
@@ -9539,7 +9539,7 @@
                 <w:i w:val="0"/>
                 <w:sz w:val="14"/>
               </w:rPr>
-              <w:t>channel step: 93% of p50</w:t>
+              <w:t>channel: 93% of median</w:t>
             </w:r>
           </w:p>
         </w:tc>
@@ -9701,7 +9701,7 @@
                 <w:i w:val="0"/>
                 <w:sz w:val="14"/>
               </w:rPr>
-              <w:t>policies scored on true engagement</w:t>
+              <w:t>plans scored on the data generator's true engagement</w:t>
             </w:r>
           </w:p>
         </w:tc>
@@ -10341,7 +10341,7 @@
                 <w:i w:val="0"/>
                 <w:sz w:val="14"/>
               </w:rPr>
-              <w:t>0.316</w:t>
+              <w:t>0.316 · loses: 0.303 vs 0.316</w:t>
             </w:r>
           </w:p>
         </w:tc>
@@ -10642,7 +10642,7 @@
                 <w:i w:val="0"/>
                 <w:sz w:val="11"/>
               </w:rPr>
-              <w:t>F-63</w:t>
+              <w:t>F-64</w:t>
             </w:r>
           </w:p>
         </w:tc>
@@ -10661,7 +10661,7 @@
                 <w:i w:val="0"/>
                 <w:sz w:val="14"/>
               </w:rPr>
-              <w:t>0.102</w:t>
+              <w:t>0.024</w:t>
             </w:r>
           </w:p>
         </w:tc>
@@ -10719,7 +10719,7 @@
                 <w:i w:val="0"/>
                 <w:sz w:val="14"/>
               </w:rPr>
-              <w:t>model='item-kNN', NDCG@10</w:t>
+              <w:t>model='popularity', NDCG@10</w:t>
             </w:r>
           </w:p>
         </w:tc>
@@ -10799,7 +10799,7 @@
                 <w:i w:val="0"/>
                 <w:sz w:val="11"/>
               </w:rPr>
-              <w:t>F-64</w:t>
+              <w:t>F-65</w:t>
             </w:r>
           </w:p>
         </w:tc>
@@ -10819,7 +10819,7 @@
                 <w:i w:val="0"/>
                 <w:sz w:val="14"/>
               </w:rPr>
-              <w:t>0.024</w:t>
+              <w:t>Lookup 0.365 USE · BERT4Rec 0.232</w:t>
             </w:r>
           </w:p>
         </w:tc>
@@ -10860,7 +10860,7 @@
                 <w:i w:val="0"/>
                 <w:sz w:val="11"/>
               </w:rPr>
-              <w:t>outputs/ranking.csv</w:t>
+              <w:t>outputs/ranking_by_segment.csv</w:t>
             </w:r>
           </w:p>
         </w:tc>
@@ -10880,7 +10880,7 @@
                 <w:i w:val="0"/>
                 <w:sz w:val="14"/>
               </w:rPr>
-              <w:t>model='popularity', NDCG@10</w:t>
+              <w:t>slice='step=pathway', NDCG@10</w:t>
             </w:r>
           </w:p>
         </w:tc>
@@ -10962,7 +10962,7 @@
                 <w:i w:val="0"/>
                 <w:sz w:val="11"/>
               </w:rPr>
-              <w:t>F-65</w:t>
+              <w:t>F-66</w:t>
             </w:r>
           </w:p>
         </w:tc>
@@ -10981,7 +10981,7 @@
                 <w:i w:val="0"/>
                 <w:sz w:val="14"/>
               </w:rPr>
-              <w:t>Markov 0.365 vs 0.232</w:t>
+              <w:t>BERT4Rec 0.461 USE · Lookup 0.375</w:t>
             </w:r>
           </w:p>
         </w:tc>
@@ -11039,7 +11039,7 @@
                 <w:i w:val="0"/>
                 <w:sz w:val="14"/>
               </w:rPr>
-              <w:t>slice='step=pathway', NDCG@10</w:t>
+              <w:t>slice='step=series_resume', NDCG@10</w:t>
             </w:r>
           </w:p>
         </w:tc>
@@ -11119,7 +11119,7 @@
                 <w:i w:val="0"/>
                 <w:sz w:val="11"/>
               </w:rPr>
-              <w:t>F-66</w:t>
+              <w:t>F-72</w:t>
             </w:r>
           </w:p>
         </w:tc>
@@ -11139,7 +11139,7 @@
                 <w:i w:val="0"/>
                 <w:sz w:val="14"/>
               </w:rPr>
-              <w:t>0.461 vs 0.375</w:t>
+              <w:t>NDCG@10 0.331 vs 0.316 today · a ceiling, not a result</w:t>
             </w:r>
           </w:p>
         </w:tc>
@@ -11200,7 +11200,327 @@
                 <w:i w:val="0"/>
                 <w:sz w:val="14"/>
               </w:rPr>
-              <w:t>slice='step=series_resume', NDCG@10</w:t>
+              <w:t>slices step=series, series_resume, pathway, pref (users 3,624 + 2,392 + 4,145 + 9,799 = 19,960)</w:t>
+            </w:r>
+          </w:p>
+        </w:tc>
+        <w:tc>
+          <w:tcPr>
+            <w:tcW w:type="dxa" w:w="1644"/>
+            <w:shd w:val="clear" w:color="auto" w:fill="F3F4F6"/>
+          </w:tcPr>
+          <w:p>
+            <w:pPr>
+              <w:spacing w:after="0"/>
+            </w:pPr>
+            <w:r/>
+            <w:r>
+              <w:rPr>
+                <w:b w:val="0"/>
+                <w:i w:val="0"/>
+                <w:sz w:val="14"/>
+              </w:rPr>
+              <w:t>sum(users x max(BERT4Rec, Markov)) / 19,960 = 0.3312; Markov alone = 0.3158 (the same weighting reproduces outputs/ranking.csv for both models)</w:t>
+            </w:r>
+          </w:p>
+        </w:tc>
+        <w:tc>
+          <w:tcPr>
+            <w:tcW w:type="dxa" w:w="850"/>
+            <w:shd w:val="clear" w:color="auto" w:fill="F3F4F6"/>
+          </w:tcPr>
+          <w:p>
+            <w:pPr>
+              <w:spacing w:after="0"/>
+            </w:pPr>
+            <w:r/>
+            <w:r>
+              <w:rPr>
+                <w:b w:val="0"/>
+                <w:i w:val="0"/>
+                <w:sz w:val="14"/>
+              </w:rPr>
+              <w:t>derived</w:t>
+            </w:r>
+          </w:p>
+        </w:tc>
+        <w:tc>
+          <w:tcPr>
+            <w:tcW w:type="dxa" w:w="1361"/>
+            <w:shd w:val="clear" w:color="auto" w:fill="F3F4F6"/>
+          </w:tcPr>
+          <w:p>
+            <w:pPr>
+              <w:spacing w:after="0"/>
+            </w:pPr>
+            <w:r/>
+            <w:r>
+              <w:rPr>
+                <w:b w:val="0"/>
+                <w:i w:val="0"/>
+                <w:sz w:val="14"/>
+              </w:rPr>
+              <w:t>✓ verified</w:t>
+            </w:r>
+          </w:p>
+        </w:tc>
+      </w:tr>
+      <w:tr>
+        <w:tc>
+          <w:tcPr>
+            <w:tcW w:type="dxa" w:w="567"/>
+          </w:tcPr>
+          <w:p>
+            <w:pPr>
+              <w:spacing w:after="0"/>
+            </w:pPr>
+            <w:r/>
+            <w:r>
+              <w:rPr>
+                <w:rFonts w:ascii="JetBrains Mono" w:hAnsi="JetBrains Mono" w:eastAsia="JetBrains Mono"/>
+                <w:b w:val="0"/>
+                <w:i w:val="0"/>
+                <w:sz w:val="11"/>
+              </w:rPr>
+              <w:t>F-73</w:t>
+            </w:r>
+          </w:p>
+        </w:tc>
+        <w:tc>
+          <w:tcPr>
+            <w:tcW w:type="dxa" w:w="1474"/>
+          </w:tcPr>
+          <w:p>
+            <w:pPr>
+              <w:spacing w:after="0"/>
+            </w:pPr>
+            <w:r/>
+            <w:r>
+              <w:rPr>
+                <w:b w:val="0"/>
+                <w:i w:val="0"/>
+                <w:sz w:val="14"/>
+              </w:rPr>
+              <w:t>NEXT · NOT BUILT YET · The README's next experiment: a blend, or BERT4Rec fed the lookup's score. Not in the code yet.</w:t>
+            </w:r>
+          </w:p>
+        </w:tc>
+        <w:tc>
+          <w:tcPr>
+            <w:tcW w:type="dxa" w:w="624"/>
+          </w:tcPr>
+          <w:p>
+            <w:pPr>
+              <w:spacing w:after="0"/>
+            </w:pPr>
+            <w:r/>
+            <w:r>
+              <w:rPr>
+                <w:b w:val="0"/>
+                <w:i w:val="0"/>
+                <w:sz w:val="14"/>
+              </w:rPr>
+              <w:t>09</w:t>
+            </w:r>
+          </w:p>
+        </w:tc>
+        <w:tc>
+          <w:tcPr>
+            <w:tcW w:type="dxa" w:w="1701"/>
+          </w:tcPr>
+          <w:p>
+            <w:pPr>
+              <w:spacing w:after="0"/>
+            </w:pPr>
+            <w:r/>
+            <w:r>
+              <w:rPr>
+                <w:rFonts w:ascii="JetBrains Mono" w:hAnsi="JetBrains Mono" w:eastAsia="JetBrains Mono"/>
+                <w:b w:val="0"/>
+                <w:i w:val="0"/>
+                <w:sz w:val="11"/>
+              </w:rPr>
+              <w:t>README 'Insights and learning'; src/genai_recommender/*.py; serve.py:59</w:t>
+            </w:r>
+          </w:p>
+        </w:tc>
+        <w:tc>
+          <w:tcPr>
+            <w:tcW w:type="dxa" w:w="1644"/>
+          </w:tcPr>
+          <w:p>
+            <w:pPr>
+              <w:spacing w:after="0"/>
+            </w:pPr>
+            <w:r/>
+            <w:r>
+              <w:rPr>
+                <w:b w:val="0"/>
+                <w:i w:val="0"/>
+                <w:sz w:val="14"/>
+              </w:rPr>
+              <w:t>-</w:t>
+            </w:r>
+          </w:p>
+        </w:tc>
+        <w:tc>
+          <w:tcPr>
+            <w:tcW w:type="dxa" w:w="1644"/>
+          </w:tcPr>
+          <w:p>
+            <w:pPr>
+              <w:spacing w:after="0"/>
+            </w:pPr>
+            <w:r/>
+            <w:r>
+              <w:rPr>
+                <w:b w:val="0"/>
+                <w:i w:val="0"/>
+                <w:sz w:val="14"/>
+              </w:rPr>
+              <w:t>-</w:t>
+            </w:r>
+          </w:p>
+        </w:tc>
+        <w:tc>
+          <w:tcPr>
+            <w:tcW w:type="dxa" w:w="850"/>
+          </w:tcPr>
+          <w:p>
+            <w:pPr>
+              <w:spacing w:after="0"/>
+            </w:pPr>
+            <w:r/>
+            <w:r>
+              <w:rPr>
+                <w:b w:val="0"/>
+                <w:i w:val="0"/>
+                <w:sz w:val="14"/>
+              </w:rPr>
+              <w:t>direct</w:t>
+            </w:r>
+          </w:p>
+        </w:tc>
+        <w:tc>
+          <w:tcPr>
+            <w:tcW w:type="dxa" w:w="1361"/>
+          </w:tcPr>
+          <w:p>
+            <w:pPr>
+              <w:spacing w:after="0"/>
+            </w:pPr>
+            <w:r/>
+            <w:r>
+              <w:rPr>
+                <w:b w:val="0"/>
+                <w:i w:val="0"/>
+                <w:sz w:val="14"/>
+              </w:rPr>
+              <w:t>✓ verified</w:t>
+            </w:r>
+          </w:p>
+        </w:tc>
+      </w:tr>
+      <w:tr>
+        <w:tc>
+          <w:tcPr>
+            <w:tcW w:type="dxa" w:w="567"/>
+            <w:shd w:val="clear" w:color="auto" w:fill="F3F4F6"/>
+          </w:tcPr>
+          <w:p>
+            <w:pPr>
+              <w:spacing w:after="0"/>
+            </w:pPr>
+            <w:r/>
+            <w:r>
+              <w:rPr>
+                <w:rFonts w:ascii="JetBrains Mono" w:hAnsi="JetBrains Mono" w:eastAsia="JetBrains Mono"/>
+                <w:b w:val="0"/>
+                <w:i w:val="0"/>
+                <w:sz w:val="11"/>
+              </w:rPr>
+              <w:t>F-74</w:t>
+            </w:r>
+          </w:p>
+        </w:tc>
+        <w:tc>
+          <w:tcPr>
+            <w:tcW w:type="dxa" w:w="1474"/>
+            <w:shd w:val="clear" w:color="auto" w:fill="F3F4F6"/>
+          </w:tcPr>
+          <w:p>
+            <w:pPr>
+              <w:spacing w:after="0"/>
+            </w:pPr>
+            <w:r/>
+            <w:r>
+              <w:rPr>
+                <w:b w:val="0"/>
+                <w:i w:val="0"/>
+                <w:sz w:val="14"/>
+              </w:rPr>
+              <w:t>Back to a series after other reads · Next format: article → dosing guide</w:t>
+            </w:r>
+          </w:p>
+        </w:tc>
+        <w:tc>
+          <w:tcPr>
+            <w:tcW w:type="dxa" w:w="624"/>
+            <w:shd w:val="clear" w:color="auto" w:fill="F3F4F6"/>
+          </w:tcPr>
+          <w:p>
+            <w:pPr>
+              <w:spacing w:after="0"/>
+            </w:pPr>
+            <w:r/>
+            <w:r>
+              <w:rPr>
+                <w:b w:val="0"/>
+                <w:i w:val="0"/>
+                <w:sz w:val="14"/>
+              </w:rPr>
+              <w:t>09</w:t>
+            </w:r>
+          </w:p>
+        </w:tc>
+        <w:tc>
+          <w:tcPr>
+            <w:tcW w:type="dxa" w:w="1701"/>
+            <w:shd w:val="clear" w:color="auto" w:fill="F3F4F6"/>
+          </w:tcPr>
+          <w:p>
+            <w:pPr>
+              <w:spacing w:after="0"/>
+            </w:pPr>
+            <w:r/>
+            <w:r>
+              <w:rPr>
+                <w:rFonts w:ascii="JetBrains Mono" w:hAnsi="JetBrains Mono" w:eastAsia="JetBrains Mono"/>
+                <w:b w:val="0"/>
+                <w:i w:val="0"/>
+                <w:sz w:val="11"/>
+              </w:rPr>
+              <w:t>README 'The result' slice table</w:t>
+            </w:r>
+          </w:p>
+        </w:tc>
+        <w:tc>
+          <w:tcPr>
+            <w:tcW w:type="dxa" w:w="1644"/>
+            <w:shd w:val="clear" w:color="auto" w:fill="F3F4F6"/>
+          </w:tcPr>
+          <w:p>
+            <w:pPr>
+              <w:spacing w:after="0"/>
+            </w:pPr>
+            <w:r/>
+            <w:r>
+              <w:rPr>
+                <w:b w:val="0"/>
+                <w:i w:val="0"/>
+                <w:sz w:val="14"/>
+              </w:rPr>
+              <w:t>-</w:t>
             </w:r>
           </w:p>
         </w:tc>
@@ -12072,7 +12392,7 @@
         <w:pStyle w:val="Heading2"/>
       </w:pPr>
       <w:r>
-        <w:t>2. Automated check run (2026-10-14 14:39)</w:t>
+        <w:t>2. Automated check run (2026-10-14 19:04)</w:t>
       </w:r>
     </w:p>
     <w:tbl>
@@ -17341,7 +17661,7 @@
                 <w:i w:val="0"/>
                 <w:sz w:val="12"/>
               </w:rPr>
-              <w:t>F-63</w:t>
+              <w:t>F-64</w:t>
             </w:r>
           </w:p>
         </w:tc>
@@ -17361,7 +17681,7 @@
                 <w:i w:val="0"/>
                 <w:sz w:val="12"/>
               </w:rPr>
-              <w:t>0.102</w:t>
+              <w:t>0.024</w:t>
             </w:r>
           </w:p>
         </w:tc>
@@ -17381,7 +17701,7 @@
                 <w:i w:val="0"/>
                 <w:sz w:val="12"/>
               </w:rPr>
-              <w:t>0.102</w:t>
+              <w:t>0.024</w:t>
             </w:r>
           </w:p>
         </w:tc>
@@ -17423,7 +17743,7 @@
                 <w:i w:val="0"/>
                 <w:sz w:val="12"/>
               </w:rPr>
-              <w:t>F-64</w:t>
+              <w:t>F-65</w:t>
             </w:r>
           </w:p>
         </w:tc>
@@ -17444,7 +17764,7 @@
                 <w:i w:val="0"/>
                 <w:sz w:val="12"/>
               </w:rPr>
-              <w:t>0.024</w:t>
+              <w:t>0.365 0.232</w:t>
             </w:r>
           </w:p>
         </w:tc>
@@ -17465,7 +17785,7 @@
                 <w:i w:val="0"/>
                 <w:sz w:val="12"/>
               </w:rPr>
-              <w:t>0.024</w:t>
+              <w:t>0.365 0.232</w:t>
             </w:r>
           </w:p>
         </w:tc>
@@ -17507,7 +17827,7 @@
                 <w:i w:val="0"/>
                 <w:sz w:val="12"/>
               </w:rPr>
-              <w:t>F-65</w:t>
+              <w:t>F-66</w:t>
             </w:r>
           </w:p>
         </w:tc>
@@ -17527,7 +17847,7 @@
                 <w:i w:val="0"/>
                 <w:sz w:val="12"/>
               </w:rPr>
-              <w:t>0.365 0.232</w:t>
+              <w:t>0.461 0.375</w:t>
             </w:r>
           </w:p>
         </w:tc>
@@ -17547,7 +17867,7 @@
                 <w:i w:val="0"/>
                 <w:sz w:val="12"/>
               </w:rPr>
-              <w:t>0.365 0.232</w:t>
+              <w:t>0.461 0.375</w:t>
             </w:r>
           </w:p>
         </w:tc>
@@ -17589,7 +17909,7 @@
                 <w:i w:val="0"/>
                 <w:sz w:val="12"/>
               </w:rPr>
-              <w:t>F-66</w:t>
+              <w:t>F-72</w:t>
             </w:r>
           </w:p>
         </w:tc>
@@ -17610,7 +17930,7 @@
                 <w:i w:val="0"/>
                 <w:sz w:val="12"/>
               </w:rPr>
-              <w:t>0.461 0.375</w:t>
+              <w:t>0.331 0.316</w:t>
             </w:r>
           </w:p>
         </w:tc>
@@ -17631,7 +17951,173 @@
                 <w:i w:val="0"/>
                 <w:sz w:val="12"/>
               </w:rPr>
-              <w:t>0.461 0.375</w:t>
+              <w:t>0.331 0.316</w:t>
+            </w:r>
+          </w:p>
+        </w:tc>
+        <w:tc>
+          <w:tcPr>
+            <w:tcW w:type="dxa" w:w="1814"/>
+            <w:shd w:val="clear" w:color="auto" w:fill="F3F4F6"/>
+          </w:tcPr>
+          <w:p>
+            <w:pPr>
+              <w:spacing w:after="0"/>
+            </w:pPr>
+            <w:r/>
+            <w:r>
+              <w:rPr>
+                <w:b w:val="0"/>
+                <w:i w:val="0"/>
+                <w:sz w:val="15"/>
+              </w:rPr>
+              <w:t>✓ pass</w:t>
+            </w:r>
+          </w:p>
+        </w:tc>
+      </w:tr>
+      <w:tr>
+        <w:tc>
+          <w:tcPr>
+            <w:tcW w:type="dxa" w:w="794"/>
+          </w:tcPr>
+          <w:p>
+            <w:pPr>
+              <w:spacing w:after="0"/>
+            </w:pPr>
+            <w:r/>
+            <w:r>
+              <w:rPr>
+                <w:rFonts w:ascii="JetBrains Mono" w:hAnsi="JetBrains Mono" w:eastAsia="JetBrains Mono"/>
+                <w:b w:val="0"/>
+                <w:i w:val="0"/>
+                <w:sz w:val="12"/>
+              </w:rPr>
+              <w:t>F-73</w:t>
+            </w:r>
+          </w:p>
+        </w:tc>
+        <w:tc>
+          <w:tcPr>
+            <w:tcW w:type="dxa" w:w="3628"/>
+          </w:tcPr>
+          <w:p>
+            <w:pPr>
+              <w:spacing w:after="0"/>
+            </w:pPr>
+            <w:r/>
+            <w:r>
+              <w:rPr>
+                <w:rFonts w:ascii="JetBrains Mono" w:hAnsi="JetBrains Mono" w:eastAsia="JetBrains Mono"/>
+                <w:b w:val="0"/>
+                <w:i w:val="0"/>
+                <w:sz w:val="12"/>
+              </w:rPr>
+              <w:t>true</w:t>
+            </w:r>
+          </w:p>
+        </w:tc>
+        <w:tc>
+          <w:tcPr>
+            <w:tcW w:type="dxa" w:w="3628"/>
+          </w:tcPr>
+          <w:p>
+            <w:pPr>
+              <w:spacing w:after="0"/>
+            </w:pPr>
+            <w:r/>
+            <w:r>
+              <w:rPr>
+                <w:rFonts w:ascii="JetBrains Mono" w:hAnsi="JetBrains Mono" w:eastAsia="JetBrains Mono"/>
+                <w:b w:val="0"/>
+                <w:i w:val="0"/>
+                <w:sz w:val="12"/>
+              </w:rPr>
+              <w:t>true</w:t>
+            </w:r>
+          </w:p>
+        </w:tc>
+        <w:tc>
+          <w:tcPr>
+            <w:tcW w:type="dxa" w:w="1814"/>
+          </w:tcPr>
+          <w:p>
+            <w:pPr>
+              <w:spacing w:after="0"/>
+            </w:pPr>
+            <w:r/>
+            <w:r>
+              <w:rPr>
+                <w:b w:val="0"/>
+                <w:i w:val="0"/>
+                <w:sz w:val="15"/>
+              </w:rPr>
+              <w:t>✓ pass</w:t>
+            </w:r>
+          </w:p>
+        </w:tc>
+      </w:tr>
+      <w:tr>
+        <w:tc>
+          <w:tcPr>
+            <w:tcW w:type="dxa" w:w="794"/>
+            <w:shd w:val="clear" w:color="auto" w:fill="F3F4F6"/>
+          </w:tcPr>
+          <w:p>
+            <w:pPr>
+              <w:spacing w:after="0"/>
+            </w:pPr>
+            <w:r/>
+            <w:r>
+              <w:rPr>
+                <w:rFonts w:ascii="JetBrains Mono" w:hAnsi="JetBrains Mono" w:eastAsia="JetBrains Mono"/>
+                <w:b w:val="0"/>
+                <w:i w:val="0"/>
+                <w:sz w:val="12"/>
+              </w:rPr>
+              <w:t>F-74</w:t>
+            </w:r>
+          </w:p>
+        </w:tc>
+        <w:tc>
+          <w:tcPr>
+            <w:tcW w:type="dxa" w:w="3628"/>
+            <w:shd w:val="clear" w:color="auto" w:fill="F3F4F6"/>
+          </w:tcPr>
+          <w:p>
+            <w:pPr>
+              <w:spacing w:after="0"/>
+            </w:pPr>
+            <w:r/>
+            <w:r>
+              <w:rPr>
+                <w:rFonts w:ascii="JetBrains Mono" w:hAnsi="JetBrains Mono" w:eastAsia="JetBrains Mono"/>
+                <w:b w:val="0"/>
+                <w:i w:val="0"/>
+                <w:sz w:val="12"/>
+              </w:rPr>
+              <w:t>true</w:t>
+            </w:r>
+          </w:p>
+        </w:tc>
+        <w:tc>
+          <w:tcPr>
+            <w:tcW w:type="dxa" w:w="3628"/>
+            <w:shd w:val="clear" w:color="auto" w:fill="F3F4F6"/>
+          </w:tcPr>
+          <w:p>
+            <w:pPr>
+              <w:spacing w:after="0"/>
+            </w:pPr>
+            <w:r/>
+            <w:r>
+              <w:rPr>
+                <w:rFonts w:ascii="JetBrains Mono" w:hAnsi="JetBrains Mono" w:eastAsia="JetBrains Mono"/>
+                <w:b w:val="0"/>
+                <w:i w:val="0"/>
+                <w:sz w:val="12"/>
+              </w:rPr>
+              <w:t>true</w:t>
             </w:r>
           </w:p>
         </w:tc>
@@ -18995,7 +19481,7 @@
                 <w:i w:val="0"/>
                 <w:sz w:val="15"/>
               </w:rPr>
-              <w:t>F-22, F-27, F-39, F-61, F-62, F-63, F-64, F-65, F-66</w:t>
+              <w:t>F-22, F-27, F-39, F-61, F-62, F-64, F-65, F-66, F-72</w:t>
             </w:r>
           </w:p>
         </w:tc>
@@ -19114,7 +19600,7 @@
                 <w:i w:val="0"/>
                 <w:sz w:val="15"/>
               </w:rPr>
-              <w:t>slides 05, 06, 09</w:t>
+              <w:t>slides 05, 06</w:t>
             </w:r>
           </w:p>
         </w:tc>
@@ -19421,7 +19907,7 @@
                 <w:i w:val="0"/>
                 <w:sz w:val="15"/>
               </w:rPr>
-              <w:t>slides 04, 05, 06, 07, 08, 09, 10</w:t>
+              <w:t>slides 04, 05, 06, 07, 08, 10</w:t>
             </w:r>
           </w:p>
         </w:tc>
@@ -19521,6 +20007,110 @@
                 <w:sz w:val="15"/>
               </w:rPr>
               <w:t>slides 01</w:t>
+            </w:r>
+          </w:p>
+        </w:tc>
+      </w:tr>
+      <w:tr>
+        <w:tc>
+          <w:tcPr>
+            <w:tcW w:type="dxa" w:w="624"/>
+            <w:shd w:val="clear" w:color="auto" w:fill="F3F4F6"/>
+          </w:tcPr>
+          <w:p>
+            <w:pPr>
+              <w:spacing w:after="0"/>
+            </w:pPr>
+            <w:r/>
+            <w:r>
+              <w:rPr>
+                <w:rFonts w:ascii="JetBrains Mono" w:hAnsi="JetBrains Mono" w:eastAsia="JetBrains Mono"/>
+                <w:b w:val="0"/>
+                <w:i w:val="0"/>
+                <w:sz w:val="12"/>
+              </w:rPr>
+              <w:t>A-14</w:t>
+            </w:r>
+          </w:p>
+        </w:tc>
+        <w:tc>
+          <w:tcPr>
+            <w:tcW w:type="dxa" w:w="3515"/>
+            <w:shd w:val="clear" w:color="auto" w:fill="F3F4F6"/>
+          </w:tcPr>
+          <w:p>
+            <w:pPr>
+              <w:spacing w:after="0"/>
+            </w:pPr>
+            <w:r/>
+            <w:r>
+              <w:rPr>
+                <w:b w:val="0"/>
+                <w:i w:val="0"/>
+                <w:sz w:val="15"/>
+              </w:rPr>
+              <w:t>Slide 09's 'payoff, at most' is an upper bound, not a result: it gives each kind of next step (series, resuming a series, format pathway, free choice) whichever of BERT4Rec and the Markov chain scored higher on it, weighted by prescribers. The step labels come from the generator's truth/ folder, which a real blend could not see, and no blend exists in the code (README 'Insights and learning': the blend is the next experiment).</w:t>
+            </w:r>
+          </w:p>
+        </w:tc>
+        <w:tc>
+          <w:tcPr>
+            <w:tcW w:type="dxa" w:w="2494"/>
+            <w:shd w:val="clear" w:color="auto" w:fill="F3F4F6"/>
+          </w:tcPr>
+          <w:p>
+            <w:pPr>
+              <w:spacing w:after="0"/>
+            </w:pPr>
+            <w:r/>
+            <w:r>
+              <w:rPr>
+                <w:rFonts w:ascii="JetBrains Mono" w:hAnsi="JetBrains Mono" w:eastAsia="JetBrains Mono"/>
+                <w:b w:val="0"/>
+                <w:i w:val="0"/>
+                <w:sz w:val="12"/>
+              </w:rPr>
+              <w:t>outputs/ranking_by_segment.csv (step=* slices); README 'Insights and learning', 'Known limitations'</w:t>
+            </w:r>
+          </w:p>
+        </w:tc>
+        <w:tc>
+          <w:tcPr>
+            <w:tcW w:type="dxa" w:w="2041"/>
+            <w:shd w:val="clear" w:color="auto" w:fill="F3F4F6"/>
+          </w:tcPr>
+          <w:p>
+            <w:pPr>
+              <w:spacing w:after="0"/>
+            </w:pPr>
+            <w:r/>
+            <w:r>
+              <w:rPr>
+                <w:b w:val="0"/>
+                <w:i w:val="0"/>
+                <w:sz w:val="15"/>
+              </w:rPr>
+              <w:t>F-72, F-73</w:t>
+            </w:r>
+          </w:p>
+        </w:tc>
+        <w:tc>
+          <w:tcPr>
+            <w:tcW w:type="dxa" w:w="1191"/>
+            <w:shd w:val="clear" w:color="auto" w:fill="F3F4F6"/>
+          </w:tcPr>
+          <w:p>
+            <w:pPr>
+              <w:spacing w:after="0"/>
+            </w:pPr>
+            <w:r/>
+            <w:r>
+              <w:rPr>
+                <w:b w:val="0"/>
+                <w:i w:val="0"/>
+                <w:sz w:val="15"/>
+              </w:rPr>
+              <w:t>slides 09</w:t>
             </w:r>
           </w:p>
         </w:tc>
@@ -19666,6 +20256,21 @@
           <w:color w:val="4B5563"/>
           <w:sz w:val="18"/>
         </w:rPr>
+        <w:t>Who sends medical content to doctors every week, and the four problems they run into.</w:t>
+      </w:r>
+    </w:p>
+    <w:p>
+      <w:pPr>
+        <w:spacing w:after="20"/>
+        <w:ind w:left="283"/>
+      </w:pPr>
+      <w:r>
+        <w:rPr>
+          <w:b w:val="0"/>
+          <w:i w:val="0"/>
+          <w:color w:val="4B5563"/>
+          <w:sz w:val="18"/>
+        </w:rPr>
         <w:t>WHO LIVES WITH THIS · Pharma &amp; biotech brand teams · Field sales &amp; omnichannel ops · Medical-legal review</w:t>
       </w:r>
     </w:p>
@@ -20174,7 +20779,7 @@
           <w:color w:val="4B5563"/>
           <w:sz w:val="18"/>
         </w:rPr>
-        <w:t xml:space="preserve">6.8-11.6 s · composition </w:t>
+        <w:t xml:space="preserve">6.8-12.0 s · composition </w:t>
       </w:r>
       <w:r>
         <w:rPr>
@@ -20265,6 +20870,21 @@
           <w:color w:val="4B5563"/>
           <w:sz w:val="18"/>
         </w:rPr>
+        <w:t>The project in one line: pick what each doctor gets next, how it is sent, and what it says.</w:t>
+      </w:r>
+    </w:p>
+    <w:p>
+      <w:pPr>
+        <w:spacing w:after="20"/>
+        <w:ind w:left="283"/>
+      </w:pPr>
+      <w:r>
+        <w:rPr>
+          <w:b w:val="0"/>
+          <w:i w:val="0"/>
+          <w:color w:val="4B5563"/>
+          <w:sz w:val="18"/>
+        </w:rPr>
         <w:t>20,000 prescribers. 480 pieces of content. Email, SMS or a rep visit?</w:t>
       </w:r>
     </w:p>
@@ -20281,6 +20901,21 @@
           <w:sz w:val="18"/>
         </w:rPr>
         <w:t>626,414 reads over 2 years · 299,722 logged sends · 252 expired claims look like current ones</w:t>
+      </w:r>
+    </w:p>
+    <w:p>
+      <w:pPr>
+        <w:spacing w:after="20"/>
+        <w:ind w:left="283"/>
+      </w:pPr>
+      <w:r>
+        <w:rPr>
+          <w:b w:val="0"/>
+          <w:i w:val="0"/>
+          <w:color w:val="4B5563"/>
+          <w:sz w:val="18"/>
+        </w:rPr>
+        <w:t>Prescriber = a doctor who can prescribe. Claim = a medical fact a message may quote, approved by medical-legal review.</w:t>
       </w:r>
     </w:p>
     <w:p>
@@ -20565,7 +21200,7 @@
                 <w:i w:val="0"/>
                 <w:sz w:val="15"/>
               </w:rPr>
-              <w:t>480 pieces of content / top-10 of 480 / 480-item catalogue</w:t>
+              <w:t>480 pieces of content / top-10 of 480 / all 480 items</w:t>
             </w:r>
           </w:p>
         </w:tc>
@@ -21258,7 +21893,7 @@
           <w:color w:val="4B5563"/>
           <w:sz w:val="18"/>
         </w:rPr>
-        <w:t xml:space="preserve">11.3-19.3 s · composition </w:t>
+        <w:t xml:space="preserve">11.7-19.7 s · composition </w:t>
       </w:r>
       <w:r>
         <w:rPr>
@@ -21364,6 +21999,21 @@
           <w:color w:val="4B5563"/>
           <w:sz w:val="18"/>
         </w:rPr>
+        <w:t>Read left to right: one doctor's reading history goes in, one checked message comes out.</w:t>
+      </w:r>
+    </w:p>
+    <w:p>
+      <w:pPr>
+        <w:spacing w:after="20"/>
+        <w:ind w:left="283"/>
+      </w:pPr>
+      <w:r>
+        <w:rPr>
+          <w:b w:val="0"/>
+          <w:i w:val="0"/>
+          <w:color w:val="4B5563"/>
+          <w:sz w:val="18"/>
+        </w:rPr>
         <w:t>READING what each doctor read → [RECOMMEND: NEXT CONTENT what to send next → CHANNEL email, SMS or a visit?] → [GROUNDED DRAFT: CLAIMS approved ones only → WRITE a local language model drafts] → MESSAGE OUT ✓ approved claims ✓ right brand ✓ numbers checked</w:t>
       </w:r>
     </w:p>
@@ -21933,7 +22583,7 @@
           <w:color w:val="4B5563"/>
           <w:sz w:val="18"/>
         </w:rPr>
-        <w:t xml:space="preserve">19.3-26.3 s · composition </w:t>
+        <w:t xml:space="preserve">19.7-26.7 s · composition </w:t>
       </w:r>
       <w:r>
         <w:rPr>
@@ -22025,6 +22675,21 @@
           <w:sz w:val="18"/>
         </w:rPr>
         <w:t>The rules live in the index</w:t>
+      </w:r>
+    </w:p>
+    <w:p>
+      <w:pPr>
+        <w:spacing w:after="20"/>
+        <w:ind w:left="283"/>
+      </w:pPr>
+      <w:r>
+        <w:rPr>
+          <w:b w:val="0"/>
+          <w:i w:val="0"/>
+          <w:color w:val="4B5563"/>
+          <w:sz w:val="18"/>
+        </w:rPr>
+        <w:t>The index is the list of claims the writer is allowed to search. Expired versions are never put in it.</w:t>
       </w:r>
     </w:p>
     <w:p>
@@ -22839,7 +23504,7 @@
           <w:i w:val="0"/>
           <w:sz w:val="18"/>
         </w:rPr>
-        <w:t>• The three claim cards are real snippets (S19, S22, S23) shortened to their claim; the strike-out animation illustrates that expired claims are never indexed (they are filtered before embedding, not removed at query time).</w:t>
+        <w:t>• The three claim cards are real snippets (S19, S22, S23) shortened to their claim; the strike-out animation illustrates that expired claims are never indexed (they are filtered before embedding, not removed at query time); the struck rows stay at 80% opacity so they remain readable.</w:t>
       </w:r>
     </w:p>
     <w:p>
@@ -22887,7 +23552,7 @@
           <w:color w:val="4B5563"/>
           <w:sz w:val="18"/>
         </w:rPr>
-        <w:t xml:space="preserve">26.0-40.6 s · composition </w:t>
+        <w:t xml:space="preserve">26.4-41.0 s · composition </w:t>
       </w:r>
       <w:r>
         <w:rPr>
@@ -23032,7 +23697,7 @@
           <w:color w:val="4B5563"/>
           <w:sz w:val="18"/>
         </w:rPr>
-        <w:t>serve.py · p50 per stage: RANK 0.67 ms → CHANNEL 18.94 ms → RETRIEVE + DRAFT 0.80 ms → CHECK · p95 total 23.27 ms (stub)</w:t>
+        <w:t>Each box is a file in the repo; data flows left to right. Top strip: time per step, lower is faster.</w:t>
       </w:r>
     </w:p>
     <w:p>
@@ -23047,7 +23712,7 @@
           <w:color w:val="4B5563"/>
           <w:sz w:val="18"/>
         </w:rPr>
-        <w:t>SOURCES: datagen.py Generator (seed 7 · 2 yrs) → writes → data/ (626k reads, 300k sends, 489 claims); truth/ (hidden) → eval only</w:t>
+        <w:t>serve.py · median: RANK 0.67 ms → CHANNEL 18.94 ms → RETRIEVE + DRAFT 0.80 ms → CHECK · 95% ≤ 23.27 ms, no LLM</w:t>
       </w:r>
     </w:p>
     <w:p>
@@ -23062,7 +23727,7 @@
           <w:color w:val="4B5563"/>
           <w:sz w:val="18"/>
         </w:rPr>
-        <w:t>FEATURES + INDEX: data.py Clean + split (−40 link scanners, leave last out); channel.py Send features (prior-day history, 3 rows / request); rag.py Claim index (226 approved only, TF-IDF + SVD 64-d)</w:t>
+        <w:t>SOURCES: datagen.py Generator (seed 7 · 2 yrs) → writes → data/ (626k reads, 300k sends, 489 claims); truth/ (eval only, hidden from the models)</w:t>
       </w:r>
     </w:p>
     <w:p>
@@ -23077,7 +23742,7 @@
           <w:color w:val="4B5563"/>
           <w:sz w:val="18"/>
         </w:rPr>
-        <w:t>MODELS: bert4rec.py BERT4Rec (2 layers · 64-d, 133k params, CPU); channel.py Channel model (GBM + isotonic, p(engage) × 3); Ollama · CPU llama3.2 · 3B (5.6–6.6 s / draft, stub in tests + CI)</w:t>
+        <w:t>FEATURES + INDEX: data.py Clean + split (−40 scanner bots, last read held out); channel.py Send features (only past history, 1 row per channel); rag.py Claim index (226 approved only, word-based search)</w:t>
       </w:r>
     </w:p>
     <w:p>
@@ -23092,7 +23757,7 @@
           <w:color w:val="4B5563"/>
           <w:sz w:val="18"/>
         </w:rPr>
-        <w:t>DECIDE: serve.py Rank (top-10 of 480, seen masked); channel.py Pick channel (request: argmax, batch: rep budget); rag.py Drafter (retrieve, prompt, then check)</w:t>
+        <w:t>MODELS: bert4rec.py BERT4Rec (learns reading order, 133k params, CPU); channel.py Channel model (GBM, calibrated, odds of a read × 3); Ollama · CPU llama3.2 · 3B (5.6–6.6 s / draft, stand-in for tests)</w:t>
       </w:r>
     </w:p>
     <w:p>
@@ -23107,7 +23772,7 @@
           <w:color w:val="4B5563"/>
           <w:sz w:val="18"/>
         </w:rPr>
-        <w:t>RESPOND: numbers grounded? → pass → serve.py Recommendation (item_id · top10, channel · channel_p, draft · snippet_ids, grounded, ms per stage); fail → drafts.md</w:t>
+        <w:t>DECIDE: serve.py Rank (top-10 of 480, read ones removed); channel.py Pick channel (1 doctor: best odds, weekly: rep budget); rag.py Drafter (retrieve, prompt, then check)</w:t>
       </w:r>
     </w:p>
     <w:p>
@@ -23122,7 +23787,7 @@
           <w:color w:val="4B5563"/>
           <w:sz w:val="18"/>
         </w:rPr>
-        <w:t>Edge labels: item ids, scores, features, p × 3, top item, item + channel, top-3 approved claims · same brand, prompt, text, draft, pass, fail, writes, eval only</w:t>
+        <w:t>RESPOND: numbers match? → pass → serve.py Recommendation (next item · top 10, channel · odds, draft · claim ids, check passed?, ms per step); fail → drafts.md</w:t>
       </w:r>
     </w:p>
     <w:p>
@@ -23137,7 +23802,7 @@
           <w:color w:val="4B5563"/>
           <w:sz w:val="18"/>
         </w:rPr>
-        <w:t>EVALUATE cli.py → outputs/ · ranking.csv vs baselines.py · channel_policy.csv on truth/ · retrieval.csv 3 arms · drafts.md pass/FAIL</w:t>
+        <w:t>Edge labels: items, scores, inputs, odds ×3, top item, item + channel, top-3 approved claims · same brand, prompt, text, draft, pass, fail, writes</w:t>
       </w:r>
     </w:p>
     <w:p>
@@ -23152,7 +23817,7 @@
           <w:color w:val="4B5563"/>
           <w:sz w:val="18"/>
         </w:rPr>
-        <w:t>Legend: request path · batch (train, fit) · check · store · external model</w:t>
+        <w:t>EVALUATE → outputs/ · ranking.csv vs baselines · channel_policy.csv · retrieval.csv 3 setups · drafts.md pass/FAIL</w:t>
       </w:r>
     </w:p>
     <w:p>
@@ -23167,7 +23832,22 @@
           <w:color w:val="4B5563"/>
           <w:sz w:val="18"/>
         </w:rPr>
-        <w:t>critical path · LLM draft ≈ 300× the rest</w:t>
+        <w:t>Legend: request path · training run · check · store · external model</w:t>
+      </w:r>
+    </w:p>
+    <w:p>
+      <w:pPr>
+        <w:spacing w:after="20"/>
+        <w:ind w:left="283"/>
+      </w:pPr>
+      <w:r>
+        <w:rPr>
+          <w:b w:val="0"/>
+          <w:i w:val="0"/>
+          <w:color w:val="4B5563"/>
+          <w:sz w:val="18"/>
+        </w:rPr>
+        <w:t>slowest step: the LLM draft ≈ 300× the rest</w:t>
       </w:r>
     </w:p>
     <w:p>
@@ -23343,7 +24023,7 @@
                 <w:i w:val="0"/>
                 <w:sz w:val="15"/>
               </w:rPr>
-              <w:t>480 pieces of content / top-10 of 480 / 480-item catalogue</w:t>
+              <w:t>480 pieces of content / top-10 of 480 / all 480 items</w:t>
             </w:r>
           </w:p>
         </w:tc>
@@ -23890,7 +24570,7 @@
                 <w:i w:val="0"/>
                 <w:sz w:val="15"/>
               </w:rPr>
-              <w:t>p95 total 23.27 ms / 23.3 ms</w:t>
+              <w:t>95% ≤ 23.27 ms, no LLM / 23.3 ms</w:t>
             </w:r>
           </w:p>
         </w:tc>
@@ -24109,7 +24789,7 @@
                 <w:i w:val="0"/>
                 <w:sz w:val="15"/>
               </w:rPr>
-              <w:t>−40 link scanners</w:t>
+              <w:t>−40 scanner bots</w:t>
             </w:r>
           </w:p>
         </w:tc>
@@ -24328,7 +25008,7 @@
                 <w:i w:val="0"/>
                 <w:sz w:val="15"/>
               </w:rPr>
-              <w:t>TF-IDF + SVD 64-d</w:t>
+              <w:t>word-based search (TF-IDF + SVD, 64-d, not shown in full)</w:t>
             </w:r>
           </w:p>
         </w:tc>
@@ -24438,7 +25118,7 @@
                 <w:i w:val="0"/>
                 <w:sz w:val="15"/>
               </w:rPr>
-              <w:t>2 layers · 64-d · 133k params</w:t>
+              <w:t>133k params, CPU (05) · parameters · 2 layers (06)</w:t>
             </w:r>
           </w:p>
         </w:tc>
@@ -24657,7 +25337,7 @@
                 <w:i w:val="0"/>
                 <w:sz w:val="15"/>
               </w:rPr>
-              <w:t>top-10 of 480 · seen masked</w:t>
+              <w:t>top-10 of 480 · read ones removed</w:t>
             </w:r>
           </w:p>
         </w:tc>
@@ -24985,7 +25665,7 @@
                 <w:i w:val="0"/>
                 <w:sz w:val="15"/>
               </w:rPr>
-              <w:t>llama3.2 · 3B · Ollama · CPU · stub in tests + CI</w:t>
+              <w:t>llama3.2 · 3B · Ollama · CPU · stand-in for tests</w:t>
             </w:r>
           </w:p>
         </w:tc>
@@ -25204,7 +25884,7 @@
                 <w:i w:val="0"/>
                 <w:sz w:val="15"/>
               </w:rPr>
-              <w:t>prior-day history · 3 rows / request</w:t>
+              <w:t>only past history · 1 row per channel</w:t>
             </w:r>
           </w:p>
         </w:tc>
@@ -25343,7 +26023,35 @@
           <w:i w:val="0"/>
           <w:sz w:val="18"/>
         </w:rPr>
-        <w:t>• Solid wires = the per-request path in serve.py; dashed = batch work done once per run (generate, split, train, fit, score).</w:t>
+        <w:t>• Solid wires = the per-request path in serve.py; dashed (legend: training run) = batch work done once per run (generate, split, train, fit, score).</w:t>
+      </w:r>
+    </w:p>
+    <w:p>
+      <w:pPr>
+        <w:spacing w:after="20"/>
+        <w:ind w:left="283"/>
+      </w:pPr>
+      <w:r>
+        <w:rPr>
+          <w:b w:val="0"/>
+          <w:i w:val="0"/>
+          <w:sz w:val="18"/>
+        </w:rPr>
+        <w:t>• 'word-based search' is the TF-IDF + SVD (64-d) claim embedding (F-24); 'GBM, calibrated' is the GBM with isotonic recalibration; 'odds' are the model's predicted engagement probabilities; '95% ≤ 23.27 ms' is the p95 total with the stub drafter.</w:t>
+      </w:r>
+    </w:p>
+    <w:p>
+      <w:pPr>
+        <w:spacing w:after="20"/>
+        <w:ind w:left="283"/>
+      </w:pPr>
+      <w:r>
+        <w:rPr>
+          <w:b w:val="0"/>
+          <w:i w:val="0"/>
+          <w:sz w:val="18"/>
+        </w:rPr>
+        <w:t>• Nodes outside the critical path dim to 75% opacity in the last phase (kept readable).</w:t>
       </w:r>
     </w:p>
     <w:p>
@@ -25405,7 +26113,7 @@
           <w:color w:val="4B5563"/>
           <w:sz w:val="18"/>
         </w:rPr>
-        <w:t xml:space="preserve">40.2-54.8 s · composition </w:t>
+        <w:t xml:space="preserve">40.6-55.2 s · composition </w:t>
       </w:r>
       <w:r>
         <w:rPr>
@@ -25550,7 +26258,7 @@
           <w:color w:val="4B5563"/>
           <w:sz w:val="18"/>
         </w:rPr>
-        <w:t>epoch 22 · valid NDCG@10 0.303 (curve of 14 evaluation points, best · 0.303 marker)</w:t>
+        <w:t>Score by training round (NDCG@10: where the item a doctor read next lands in a top 10). Higher is better.</w:t>
       </w:r>
     </w:p>
     <w:p>
@@ -25565,7 +26273,22 @@
           <w:color w:val="4B5563"/>
           <w:sz w:val="18"/>
         </w:rPr>
-        <w:t>196 s training, 4 CPU threads, no GPU · 133,345 parameters · 2 layers · 64-d · 576,746 training events · 19,960 prescribers · epoch 22 best on validation; stopped at 28</w:t>
+        <w:t>epoch 22 · validation NDCG@10 0.303 (curve of 14 evaluation points, best · 0.303 marker, axis: training round (epoch))</w:t>
+      </w:r>
+    </w:p>
+    <w:p>
+      <w:pPr>
+        <w:spacing w:after="20"/>
+        <w:ind w:left="283"/>
+      </w:pPr>
+      <w:r>
+        <w:rPr>
+          <w:b w:val="0"/>
+          <w:i w:val="0"/>
+          <w:color w:val="4B5563"/>
+          <w:sz w:val="18"/>
+        </w:rPr>
+        <w:t>196 s training, 4 CPU threads, no GPU · 133,345 parameters · 2 layers · 576,746 training events · 19,960 prescribers · epoch 22 best round kept; stopped itself at 28</w:t>
       </w:r>
     </w:p>
     <w:p>
@@ -25595,7 +26318,22 @@
           <w:color w:val="4B5563"/>
           <w:sz w:val="18"/>
         </w:rPr>
-        <w:t>REQUEST Prescriber 2651 (neurology · no rep coverage) · RANK Somnavel elderly patients series, part 5 (BERT4Rec top unseen item of 480) · CHANNEL email 0.194 ✓, SMS 0.114, rep 0.416 not eligible · CLAIMS S21 · S20 · S19 (approved, Somnavel only, top 3)</w:t>
+        <w:t>One doctor in, one checked email out. Bars = predicted chance the doctor reads it; the best allowed channel wins.</w:t>
+      </w:r>
+    </w:p>
+    <w:p>
+      <w:pPr>
+        <w:spacing w:after="20"/>
+        <w:ind w:left="283"/>
+      </w:pPr>
+      <w:r>
+        <w:rPr>
+          <w:b w:val="0"/>
+          <w:i w:val="0"/>
+          <w:color w:val="4B5563"/>
+          <w:sz w:val="18"/>
+        </w:rPr>
+        <w:t>REQUEST Prescriber 2651 (neurology · no rep coverage) · RANK Somnavel elderly patients series, part 5 (BERT4Rec's top pick of 480, not yet read) · CHANNEL email 0.194 ✓, SMS 0.114, rep 0.416 not eligible · CLAIMS S21 · S20 · S19 (approved, Somnavel only, top 3)</w:t>
       </w:r>
     </w:p>
     <w:p>
@@ -25801,7 +26539,7 @@
                 <w:i w:val="0"/>
                 <w:sz w:val="15"/>
               </w:rPr>
-              <w:t>2 layers · 64-d · 133k params</w:t>
+              <w:t>133k params, CPU (05) · parameters · 2 layers (06)</w:t>
             </w:r>
           </w:p>
         </w:tc>
@@ -26677,7 +27415,7 @@
                 <w:i w:val="0"/>
                 <w:sz w:val="15"/>
               </w:rPr>
-              <w:t>Prescriber 2651 · Somnavel elderly patients series, part 5 · email 0.194 / SMS 0.114 / rep 0.416 · S21 S20 S19 · 6,605 ms</w:t>
+              <w:t>Prescriber 2651 · Somnavel elderly patients series, part 5 (BERT4Rec's top pick of 480, not yet read) · email 0.194 / SMS 0.114 / rep 0.416 · S21 S20 S19 · 6,605 ms</w:t>
             </w:r>
           </w:p>
         </w:tc>
@@ -27181,7 +27919,7 @@
           <w:color w:val="4B5563"/>
           <w:sz w:val="18"/>
         </w:rPr>
-        <w:t xml:space="preserve">54.5-67.5 s · composition </w:t>
+        <w:t xml:space="preserve">54.9-67.9 s · composition </w:t>
       </w:r>
       <w:r>
         <w:rPr>
@@ -27287,7 +28025,22 @@
           <w:color w:val="4B5563"/>
           <w:sz w:val="18"/>
         </w:rPr>
-        <w:t>OUTREACH PLAN · NORTH REGION · 3,275 PRESCRIBERS — columns HCP, SPECIALTY, NEXT CONTENT, CHANNEL, PROB, CLAIMS, OK</w:t>
+        <w:t>One row per doctor (HCP = healthcare professional): what to send and how. ODDS = predicted chance they read it.</w:t>
+      </w:r>
+    </w:p>
+    <w:p>
+      <w:pPr>
+        <w:spacing w:after="20"/>
+        <w:ind w:left="283"/>
+      </w:pPr>
+      <w:r>
+        <w:rPr>
+          <w:b w:val="0"/>
+          <w:i w:val="0"/>
+          <w:color w:val="4B5563"/>
+          <w:sz w:val="18"/>
+        </w:rPr>
+        <w:t>OUTREACH PLAN · NORTH REGION · 3,275 PRESCRIBERS — columns HCP, SPECIALTY, NEXT CONTENT, CHANNEL, ODDS, CLAIMS, OK</w:t>
       </w:r>
     </w:p>
     <w:p>
@@ -28456,7 +29209,7 @@
           <w:color w:val="4B5563"/>
           <w:sz w:val="18"/>
         </w:rPr>
-        <w:t xml:space="preserve">67.2-76.0 s · composition </w:t>
+        <w:t xml:space="preserve">67.6-76.4 s · composition </w:t>
       </w:r>
       <w:r>
         <w:rPr>
@@ -28562,6 +29315,21 @@
           <w:color w:val="4B5563"/>
           <w:sz w:val="18"/>
         </w:rPr>
+        <w:t>First two cards: higher is better (a perfect plan knows every doctor's true response). Last two: lower is better.</w:t>
+      </w:r>
+    </w:p>
+    <w:p>
+      <w:pPr>
+        <w:spacing w:after="20"/>
+        <w:ind w:left="283"/>
+      </w:pPr>
+      <w:r>
+        <w:rPr>
+          <w:b w:val="0"/>
+          <w:i w:val="0"/>
+          <w:color w:val="4B5563"/>
+          <w:sz w:val="18"/>
+        </w:rPr>
         <w:t>CHANNEL POLICY +8.9% engagement at the same rep budget · 189.8 → 206.6 per 1,000</w:t>
       </w:r>
     </w:p>
@@ -28577,7 +29345,7 @@
           <w:color w:val="4B5563"/>
           <w:sz w:val="18"/>
         </w:rPr>
-        <w:t>CHANNEL POLICY 62% of a perfect oracle's lift recovered · logged 0% · oracle 100%</w:t>
+        <w:t>CHANNEL POLICY 62% of a perfect plan's gain recovered · today 0% · perfect 100%</w:t>
       </w:r>
     </w:p>
     <w:p>
@@ -28607,7 +29375,7 @@
           <w:color w:val="4B5563"/>
           <w:sz w:val="18"/>
         </w:rPr>
-        <w:t>REQUEST PATH 23.3 ms p95 per request, stub drafter · channel step: 93% of p50</w:t>
+        <w:t>REQUEST PATH, NO LLM 23.3 ms 95% of requests take this or less · channel: 93% of median</w:t>
       </w:r>
     </w:p>
     <w:p>
@@ -28622,7 +29390,7 @@
           <w:color w:val="4B5563"/>
           <w:sz w:val="18"/>
         </w:rPr>
-        <w:t>19,960 prescribers · 79 claim queries · 300 timed requests · policies scored on true engagement</w:t>
+        <w:t>19,960 prescribers · 79 claim queries · 300 timed requests · plans scored on the data generator's true engagement</w:t>
       </w:r>
     </w:p>
     <w:p>
@@ -28907,7 +29675,7 @@
                 <w:i w:val="0"/>
                 <w:sz w:val="15"/>
               </w:rPr>
-              <w:t>p95 total 23.27 ms / 23.3 ms</w:t>
+              <w:t>95% ≤ 23.27 ms, no LLM / 23.3 ms</w:t>
             </w:r>
           </w:p>
         </w:tc>
@@ -29345,7 +30113,7 @@
                 <w:i w:val="0"/>
                 <w:sz w:val="15"/>
               </w:rPr>
-              <w:t>62%</w:t>
+              <w:t>62% of a perfect plan's gain recovered</w:t>
             </w:r>
           </w:p>
         </w:tc>
@@ -29564,7 +30332,7 @@
                 <w:i w:val="0"/>
                 <w:sz w:val="15"/>
               </w:rPr>
-              <w:t>logged 0% · oracle 100%</w:t>
+              <w:t>today 0% · perfect 100%</w:t>
             </w:r>
           </w:p>
         </w:tc>
@@ -29674,7 +30442,7 @@
                 <w:i w:val="0"/>
                 <w:sz w:val="15"/>
               </w:rPr>
-              <w:t>23.3 ms</w:t>
+              <w:t>23.3 ms · 95% of requests take this or less · request path, no LLM</w:t>
             </w:r>
           </w:p>
         </w:tc>
@@ -29783,7 +30551,7 @@
                 <w:i w:val="0"/>
                 <w:sz w:val="15"/>
               </w:rPr>
-              <w:t>channel step: 93% of p50</w:t>
+              <w:t>channel: 93% of median</w:t>
             </w:r>
           </w:p>
         </w:tc>
@@ -29893,7 +30661,7 @@
                 <w:i w:val="0"/>
                 <w:sz w:val="15"/>
               </w:rPr>
-              <w:t>policies scored on true engagement</w:t>
+              <w:t>plans scored on the data generator's true engagement</w:t>
             </w:r>
           </w:p>
         </w:tc>
@@ -30335,6 +31103,20 @@
           <w:i w:val="0"/>
           <w:sz w:val="18"/>
         </w:rPr>
+        <w:t>• 'Perfect plan' = the oracle policy (true engagement known, same rep budget); 'today' = the logged historical policy. The 0.0% card is mint because zero unapproved claims is the good outcome.</w:t>
+      </w:r>
+    </w:p>
+    <w:p>
+      <w:pPr>
+        <w:spacing w:after="20"/>
+        <w:ind w:left="283"/>
+      </w:pPr>
+      <w:r>
+        <w:rPr>
+          <w:b w:val="0"/>
+          <w:i w:val="0"/>
+          <w:sz w:val="18"/>
+        </w:rPr>
         <w:t>• Mini bars: card 1 = engaged per 1,000 as a share of the oracle's 217.1 (logged → model); card 2 = share of oracle lift; card 3 = 73.4% → 0%; card 4 = channel step's share of the p50 request.</w:t>
       </w:r>
     </w:p>
@@ -30358,7 +31140,7 @@
         <w:pStyle w:val="Heading3"/>
       </w:pPr>
       <w:r>
-        <w:t>Slide 09: What didn't win</w:t>
+        <w:t>Slide 09: Lesson and fix</w:t>
       </w:r>
     </w:p>
     <w:p>
@@ -30369,7 +31151,7 @@
           <w:color w:val="4B5563"/>
           <w:sz w:val="18"/>
         </w:rPr>
-        <w:t xml:space="preserve">75.6-81.8 s · composition </w:t>
+        <w:t xml:space="preserve">76.0-85.0 s · composition </w:t>
       </w:r>
       <w:r>
         <w:rPr>
@@ -30445,7 +31227,7 @@
           <w:color w:val="4B5563"/>
           <w:sz w:val="18"/>
         </w:rPr>
-        <w:t>09 · WHAT DIDN'T WIN</w:t>
+        <w:t>09 · LESSON AND FIX</w:t>
       </w:r>
     </w:p>
     <w:p>
@@ -30460,7 +31242,7 @@
           <w:color w:val="4B5563"/>
           <w:sz w:val="18"/>
         </w:rPr>
-        <w:t>BERT4Rec does not beat a last-item Markov chain.</w:t>
+        <w:t>A last-read lookup beats the transformer. So next I blend the two.</w:t>
       </w:r>
     </w:p>
     <w:p>
@@ -30475,7 +31257,7 @@
           <w:color w:val="4B5563"/>
           <w:sz w:val="18"/>
         </w:rPr>
-        <w:t>NDCG@10 over the full 480-item catalogue, last read held out, 19,960 prescribers</w:t>
+        <w:t>NDCG@10 = how high the item each doctor really read next sits in our top 10 (1 = first). Higher is better.</w:t>
       </w:r>
     </w:p>
     <w:p>
@@ -30490,7 +31272,7 @@
           <w:color w:val="4B5563"/>
           <w:sz w:val="18"/>
         </w:rPr>
-        <w:t>Last-item Markov (what usually follows) 0.316 · BERT4Rec (133k params, 196 s training) 0.303 · Item-kNN (co-read items) 0.102 · Popularity 0.024</w:t>
+        <w:t>THE LESSON · It beats popularity, not the lookup · NDCG@10, all 19,960 doctors, all 480 items</w:t>
       </w:r>
     </w:p>
     <w:p>
@@ -30505,7 +31287,97 @@
           <w:color w:val="4B5563"/>
           <w:sz w:val="18"/>
         </w:rPr>
-        <w:t>Why: format pathways are first-order (Markov 0.365 vs 0.232). BERT4Rec wins only when a reader resumes a series (0.461 vs 0.375). Next: blend the two.</w:t>
+        <w:t>BERT4Rec (the transformer) 0.303 · Popularity (the usual bar to beat) 0.024 TRAP · Last-read lookup (Markov chain) 0.316</w:t>
+      </w:r>
+    </w:p>
+    <w:p>
+      <w:pPr>
+        <w:spacing w:after="20"/>
+        <w:ind w:left="283"/>
+      </w:pPr>
+      <w:r>
+        <w:rPr>
+          <w:b w:val="0"/>
+          <w:i w:val="0"/>
+          <w:color w:val="4B5563"/>
+          <w:sz w:val="18"/>
+        </w:rPr>
+        <w:t>Beating popularity is where most write-ups stop. Against the lookup, the transformer loses: 0.303 vs 0.316.</w:t>
+      </w:r>
+    </w:p>
+    <w:p>
+      <w:pPr>
+        <w:spacing w:after="20"/>
+        <w:ind w:left="283"/>
+      </w:pPr>
+      <w:r>
+        <w:rPr>
+          <w:b w:val="0"/>
+          <w:i w:val="0"/>
+          <w:color w:val="4B5563"/>
+          <w:sz w:val="18"/>
+        </w:rPr>
+        <w:t>NEXT · NOT BUILT YET · Blend: each wins a different step</w:t>
+      </w:r>
+    </w:p>
+    <w:p>
+      <w:pPr>
+        <w:spacing w:after="20"/>
+        <w:ind w:left="283"/>
+      </w:pPr>
+      <w:r>
+        <w:rPr>
+          <w:b w:val="0"/>
+          <w:i w:val="0"/>
+          <w:color w:val="4B5563"/>
+          <w:sz w:val="18"/>
+        </w:rPr>
+        <w:t>Back to a series after other reads: BERT4Rec 0.461 USE · Lookup 0.375</w:t>
+      </w:r>
+    </w:p>
+    <w:p>
+      <w:pPr>
+        <w:spacing w:after="20"/>
+        <w:ind w:left="283"/>
+      </w:pPr>
+      <w:r>
+        <w:rPr>
+          <w:b w:val="0"/>
+          <w:i w:val="0"/>
+          <w:color w:val="4B5563"/>
+          <w:sz w:val="18"/>
+        </w:rPr>
+        <w:t>Next format: article → dosing guide: Lookup 0.365 USE · BERT4Rec 0.232</w:t>
+      </w:r>
+    </w:p>
+    <w:p>
+      <w:pPr>
+        <w:spacing w:after="20"/>
+        <w:ind w:left="283"/>
+      </w:pPr>
+      <w:r>
+        <w:rPr>
+          <w:b w:val="0"/>
+          <w:i w:val="0"/>
+          <w:color w:val="4B5563"/>
+          <w:sz w:val="18"/>
+        </w:rPr>
+        <w:t>The README's next experiment: a blend, or BERT4Rec fed the lookup's score. Not in the code yet.</w:t>
+      </w:r>
+    </w:p>
+    <w:p>
+      <w:pPr>
+        <w:spacing w:after="20"/>
+        <w:ind w:left="283"/>
+      </w:pPr>
+      <w:r>
+        <w:rPr>
+          <w:b w:val="0"/>
+          <w:i w:val="0"/>
+          <w:color w:val="4B5563"/>
+          <w:sz w:val="18"/>
+        </w:rPr>
+        <w:t>PAYOFF, AT MOST · If each kind of step used its better model: NDCG@10 0.331 vs 0.316 today · a ceiling, not a result</w:t>
       </w:r>
     </w:p>
     <w:p>
@@ -30681,7 +31553,7 @@
                 <w:i w:val="0"/>
                 <w:sz w:val="15"/>
               </w:rPr>
-              <w:t>480 pieces of content / top-10 of 480 / 480-item catalogue</w:t>
+              <w:t>480 pieces of content / top-10 of 480 / all 480 items</w:t>
             </w:r>
           </w:p>
         </w:tc>
@@ -30770,7 +31642,7 @@
                 <w:i w:val="0"/>
                 <w:sz w:val="12"/>
               </w:rPr>
-              <w:t>F-25</w:t>
+              <w:t>F-39</w:t>
             </w:r>
           </w:p>
         </w:tc>
@@ -30790,7 +31662,7 @@
                 <w:i w:val="0"/>
                 <w:sz w:val="15"/>
               </w:rPr>
-              <w:t>2 layers · 64-d · 133k params</w:t>
+              <w:t>576,746 training events · 19,960 prescribers</w:t>
             </w:r>
           </w:p>
         </w:tc>
@@ -30819,7 +31691,7 @@
                 <w:i w:val="0"/>
                 <w:sz w:val="15"/>
               </w:rPr>
-              <w:t xml:space="preserve"> · bert4rec.config.layers, dim; bert4rec.parameters = 133,345</w:t>
+              <w:t xml:space="preserve"> · split.train_events, split.users</w:t>
             </w:r>
           </w:p>
         </w:tc>
@@ -30839,7 +31711,7 @@
                 <w:i w:val="0"/>
                 <w:sz w:val="15"/>
               </w:rPr>
-              <w:t>parameters rounded to thousands</w:t>
+              <w:t>-</w:t>
             </w:r>
           </w:p>
         </w:tc>
@@ -30881,7 +31753,7 @@
                 <w:i w:val="0"/>
                 <w:sz w:val="12"/>
               </w:rPr>
-              <w:t>F-39</w:t>
+              <w:t>F-61</w:t>
             </w:r>
           </w:p>
         </w:tc>
@@ -30900,7 +31772,7 @@
                 <w:i w:val="0"/>
                 <w:sz w:val="15"/>
               </w:rPr>
-              <w:t>576,746 training events · 19,960 prescribers</w:t>
+              <w:t>0.316 · loses: 0.303 vs 0.316</w:t>
             </w:r>
           </w:p>
         </w:tc>
@@ -30920,7 +31792,7 @@
                 <w:i w:val="0"/>
                 <w:sz w:val="12"/>
               </w:rPr>
-              <w:t>outputs/summary.json</w:t>
+              <w:t>outputs/ranking.csv</w:t>
             </w:r>
             <w:r>
               <w:rPr>
@@ -30928,7 +31800,7 @@
                 <w:i w:val="0"/>
                 <w:sz w:val="15"/>
               </w:rPr>
-              <w:t xml:space="preserve"> · split.train_events, split.users</w:t>
+              <w:t xml:space="preserve"> · model='last-item Markov', NDCG@10</w:t>
             </w:r>
           </w:p>
         </w:tc>
@@ -30989,7 +31861,7 @@
                 <w:i w:val="0"/>
                 <w:sz w:val="12"/>
               </w:rPr>
-              <w:t>F-61</w:t>
+              <w:t>F-62</w:t>
             </w:r>
           </w:p>
         </w:tc>
@@ -31009,7 +31881,7 @@
                 <w:i w:val="0"/>
                 <w:sz w:val="15"/>
               </w:rPr>
-              <w:t>0.316</w:t>
+              <w:t>0.303</w:t>
             </w:r>
           </w:p>
         </w:tc>
@@ -31038,7 +31910,7 @@
                 <w:i w:val="0"/>
                 <w:sz w:val="15"/>
               </w:rPr>
-              <w:t xml:space="preserve"> · model='last-item Markov', NDCG@10</w:t>
+              <w:t xml:space="preserve"> · model='BERT4Rec', NDCG@10</w:t>
             </w:r>
           </w:p>
         </w:tc>
@@ -31100,7 +31972,7 @@
                 <w:i w:val="0"/>
                 <w:sz w:val="12"/>
               </w:rPr>
-              <w:t>F-62</w:t>
+              <w:t>F-64</w:t>
             </w:r>
           </w:p>
         </w:tc>
@@ -31119,7 +31991,7 @@
                 <w:i w:val="0"/>
                 <w:sz w:val="15"/>
               </w:rPr>
-              <w:t>0.303</w:t>
+              <w:t>0.024</w:t>
             </w:r>
           </w:p>
         </w:tc>
@@ -31147,7 +32019,7 @@
                 <w:i w:val="0"/>
                 <w:sz w:val="15"/>
               </w:rPr>
-              <w:t xml:space="preserve"> · model='BERT4Rec', NDCG@10</w:t>
+              <w:t xml:space="preserve"> · model='popularity', NDCG@10</w:t>
             </w:r>
           </w:p>
         </w:tc>
@@ -31208,7 +32080,7 @@
                 <w:i w:val="0"/>
                 <w:sz w:val="12"/>
               </w:rPr>
-              <w:t>F-63</w:t>
+              <w:t>F-65</w:t>
             </w:r>
           </w:p>
         </w:tc>
@@ -31228,7 +32100,7 @@
                 <w:i w:val="0"/>
                 <w:sz w:val="15"/>
               </w:rPr>
-              <w:t>0.102</w:t>
+              <w:t>Lookup 0.365 USE · BERT4Rec 0.232</w:t>
             </w:r>
           </w:p>
         </w:tc>
@@ -31249,7 +32121,7 @@
                 <w:i w:val="0"/>
                 <w:sz w:val="12"/>
               </w:rPr>
-              <w:t>outputs/ranking.csv</w:t>
+              <w:t>outputs/ranking_by_segment.csv</w:t>
             </w:r>
             <w:r>
               <w:rPr>
@@ -31257,7 +32129,7 @@
                 <w:i w:val="0"/>
                 <w:sz w:val="15"/>
               </w:rPr>
-              <w:t xml:space="preserve"> · model='item-kNN', NDCG@10</w:t>
+              <w:t xml:space="preserve"> · slice='step=pathway', NDCG@10</w:t>
             </w:r>
           </w:p>
         </w:tc>
@@ -31319,7 +32191,7 @@
                 <w:i w:val="0"/>
                 <w:sz w:val="12"/>
               </w:rPr>
-              <w:t>F-64</w:t>
+              <w:t>F-66</w:t>
             </w:r>
           </w:p>
         </w:tc>
@@ -31338,7 +32210,7 @@
                 <w:i w:val="0"/>
                 <w:sz w:val="15"/>
               </w:rPr>
-              <w:t>0.024</w:t>
+              <w:t>BERT4Rec 0.461 USE · Lookup 0.375</w:t>
             </w:r>
           </w:p>
         </w:tc>
@@ -31358,7 +32230,7 @@
                 <w:i w:val="0"/>
                 <w:sz w:val="12"/>
               </w:rPr>
-              <w:t>outputs/ranking.csv</w:t>
+              <w:t>outputs/ranking_by_segment.csv</w:t>
             </w:r>
             <w:r>
               <w:rPr>
@@ -31366,7 +32238,7 @@
                 <w:i w:val="0"/>
                 <w:sz w:val="15"/>
               </w:rPr>
-              <w:t xml:space="preserve"> · model='popularity', NDCG@10</w:t>
+              <w:t xml:space="preserve"> · slice='step=series_resume', NDCG@10</w:t>
             </w:r>
           </w:p>
         </w:tc>
@@ -31427,7 +32299,7 @@
                 <w:i w:val="0"/>
                 <w:sz w:val="12"/>
               </w:rPr>
-              <w:t>F-65</w:t>
+              <w:t>F-72</w:t>
             </w:r>
           </w:p>
         </w:tc>
@@ -31447,7 +32319,7 @@
                 <w:i w:val="0"/>
                 <w:sz w:val="15"/>
               </w:rPr>
-              <w:t>Markov 0.365 vs 0.232</w:t>
+              <w:t>NDCG@10 0.331 vs 0.316 today · a ceiling, not a result</w:t>
             </w:r>
           </w:p>
         </w:tc>
@@ -31476,7 +32348,7 @@
                 <w:i w:val="0"/>
                 <w:sz w:val="15"/>
               </w:rPr>
-              <w:t xml:space="preserve"> · slice='step=pathway', NDCG@10</w:t>
+              <w:t xml:space="preserve"> · slices step=series, series_resume, pathway, pref (users 3,624 + 2,392 + 4,145 + 9,799 = 19,960)</w:t>
             </w:r>
           </w:p>
         </w:tc>
@@ -31496,7 +32368,7 @@
                 <w:i w:val="0"/>
                 <w:sz w:val="15"/>
               </w:rPr>
-              <w:t>-</w:t>
+              <w:t>sum(users x max(BERT4Rec, Markov)) / 19,960 = 0.3312; Markov alone = 0.3158 (the same weighting reproduces outputs/ranking.csv for both models)</w:t>
             </w:r>
           </w:p>
         </w:tc>
@@ -31538,7 +32410,7 @@
                 <w:i w:val="0"/>
                 <w:sz w:val="12"/>
               </w:rPr>
-              <w:t>F-66</w:t>
+              <w:t>F-73</w:t>
             </w:r>
           </w:p>
         </w:tc>
@@ -31557,7 +32429,7 @@
                 <w:i w:val="0"/>
                 <w:sz w:val="15"/>
               </w:rPr>
-              <w:t>0.461 vs 0.375</w:t>
+              <w:t>NEXT · NOT BUILT YET · The README's next experiment: a blend, or BERT4Rec fed the lookup's score. Not in the code yet.</w:t>
             </w:r>
           </w:p>
         </w:tc>
@@ -31577,7 +32449,7 @@
                 <w:i w:val="0"/>
                 <w:sz w:val="12"/>
               </w:rPr>
-              <w:t>outputs/ranking_by_segment.csv</w:t>
+              <w:t>README 'Insights and learning'; src/genai_recommender/*.py; serve.py:59</w:t>
             </w:r>
             <w:r>
               <w:rPr>
@@ -31585,7 +32457,7 @@
                 <w:i w:val="0"/>
                 <w:sz w:val="15"/>
               </w:rPr>
-              <w:t xml:space="preserve"> · slice='step=series_resume', NDCG@10</w:t>
+              <w:t xml:space="preserve"> · -</w:t>
             </w:r>
           </w:p>
         </w:tc>
@@ -31611,6 +32483,118 @@
         <w:tc>
           <w:tcPr>
             <w:tcW w:type="dxa" w:w="850"/>
+          </w:tcPr>
+          <w:p>
+            <w:pPr>
+              <w:spacing w:after="0"/>
+            </w:pPr>
+            <w:r/>
+            <w:r>
+              <w:rPr>
+                <w:b w:val="0"/>
+                <w:i w:val="0"/>
+                <w:sz w:val="15"/>
+              </w:rPr>
+              <w:t>✓</w:t>
+            </w:r>
+          </w:p>
+        </w:tc>
+      </w:tr>
+      <w:tr>
+        <w:tc>
+          <w:tcPr>
+            <w:tcW w:type="dxa" w:w="624"/>
+            <w:shd w:val="clear" w:color="auto" w:fill="F3F4F6"/>
+          </w:tcPr>
+          <w:p>
+            <w:pPr>
+              <w:spacing w:after="0"/>
+            </w:pPr>
+            <w:r/>
+            <w:r>
+              <w:rPr>
+                <w:rFonts w:ascii="JetBrains Mono" w:hAnsi="JetBrains Mono" w:eastAsia="JetBrains Mono"/>
+                <w:b w:val="0"/>
+                <w:i w:val="0"/>
+                <w:sz w:val="12"/>
+              </w:rPr>
+              <w:t>F-74</w:t>
+            </w:r>
+          </w:p>
+        </w:tc>
+        <w:tc>
+          <w:tcPr>
+            <w:tcW w:type="dxa" w:w="1928"/>
+            <w:shd w:val="clear" w:color="auto" w:fill="F3F4F6"/>
+          </w:tcPr>
+          <w:p>
+            <w:pPr>
+              <w:spacing w:after="0"/>
+            </w:pPr>
+            <w:r/>
+            <w:r>
+              <w:rPr>
+                <w:b w:val="0"/>
+                <w:i w:val="0"/>
+                <w:sz w:val="15"/>
+              </w:rPr>
+              <w:t>Back to a series after other reads · Next format: article → dosing guide</w:t>
+            </w:r>
+          </w:p>
+        </w:tc>
+        <w:tc>
+          <w:tcPr>
+            <w:tcW w:type="dxa" w:w="3402"/>
+            <w:shd w:val="clear" w:color="auto" w:fill="F3F4F6"/>
+          </w:tcPr>
+          <w:p>
+            <w:pPr>
+              <w:spacing w:after="0"/>
+            </w:pPr>
+            <w:r/>
+            <w:r>
+              <w:rPr>
+                <w:rFonts w:ascii="JetBrains Mono" w:hAnsi="JetBrains Mono" w:eastAsia="JetBrains Mono"/>
+                <w:b w:val="0"/>
+                <w:i w:val="0"/>
+                <w:sz w:val="12"/>
+              </w:rPr>
+              <w:t>README 'The result' slice table</w:t>
+            </w:r>
+            <w:r>
+              <w:rPr>
+                <w:b w:val="0"/>
+                <w:i w:val="0"/>
+                <w:sz w:val="15"/>
+              </w:rPr>
+              <w:t xml:space="preserve"> · -</w:t>
+            </w:r>
+          </w:p>
+        </w:tc>
+        <w:tc>
+          <w:tcPr>
+            <w:tcW w:type="dxa" w:w="3061"/>
+            <w:shd w:val="clear" w:color="auto" w:fill="F3F4F6"/>
+          </w:tcPr>
+          <w:p>
+            <w:pPr>
+              <w:spacing w:after="0"/>
+            </w:pPr>
+            <w:r/>
+            <w:r>
+              <w:rPr>
+                <w:b w:val="0"/>
+                <w:i w:val="0"/>
+                <w:sz w:val="15"/>
+              </w:rPr>
+              <w:t>-</w:t>
+            </w:r>
+          </w:p>
+        </w:tc>
+        <w:tc>
+          <w:tcPr>
+            <w:tcW w:type="dxa" w:w="850"/>
+            <w:shd w:val="clear" w:color="auto" w:fill="F3F4F6"/>
           </w:tcPr>
           <w:p>
             <w:pPr>
@@ -31638,10 +32622,21 @@
       <w:r>
         <w:rPr>
           <w:b w:val="0"/>
+          <w:i/>
+          <w:color w:val="4B5563"/>
+          <w:sz w:val="17"/>
+        </w:rPr>
+        <w:t>F-72 note: Upper bound only (A-14): step labels come from truth/, so a deployable blend cannot route on them.</w:t>
+      </w:r>
+    </w:p>
+    <w:p>
+      <w:r>
+        <w:rPr>
+          <w:b w:val="0"/>
           <w:i w:val="0"/>
           <w:sz w:val="18"/>
         </w:rPr>
-        <w:t>Assumptions: A-08, A-09, A-12</w:t>
+        <w:t>Assumptions: A-08, A-09, A-12, A-14</w:t>
       </w:r>
     </w:p>
     <w:p>
@@ -31668,7 +32663,49 @@
           <w:i w:val="0"/>
           <w:sz w:val="18"/>
         </w:rPr>
-        <w:t>• Bar lengths: 1,000 px track = NDCG@10 0.35.</w:t>
+        <w:t>• Bars share one scale in both panels: 220 px = NDCG@10 0.5. All compared bars are neutral grey; coral marks only the TRAP label (popularity is the misleading comparison) and mint marks the model a blend would use for that kind of step.</w:t>
+      </w:r>
+    </w:p>
+    <w:p>
+      <w:pPr>
+        <w:spacing w:after="20"/>
+        <w:ind w:left="283"/>
+      </w:pPr>
+      <w:r>
+        <w:rPr>
+          <w:b w:val="0"/>
+          <w:i w:val="0"/>
+          <w:sz w:val="18"/>
+        </w:rPr>
+        <w:t>• The right panel is labelled NEXT because the repo has no fix built for this result (F-73); USE marks what a blend would pick, not something the code does today.</w:t>
+      </w:r>
+    </w:p>
+    <w:p>
+      <w:pPr>
+        <w:spacing w:after="20"/>
+        <w:ind w:left="283"/>
+      </w:pPr>
+      <w:r>
+        <w:rPr>
+          <w:b w:val="0"/>
+          <w:i w:val="0"/>
+          <w:sz w:val="18"/>
+        </w:rPr>
+        <w:t>• 'Next format: article → dosing guide' is the README's own example for the format-pathway slice; the slice covers every format pathway within a brand.</w:t>
+      </w:r>
+    </w:p>
+    <w:p>
+      <w:pPr>
+        <w:spacing w:after="20"/>
+        <w:ind w:left="283"/>
+      </w:pPr>
+      <w:r>
+        <w:rPr>
+          <w:b w:val="0"/>
+          <w:i w:val="0"/>
+          <w:sz w:val="18"/>
+        </w:rPr>
+        <w:t>• The payoff strip is an upper bound (A-14), not a measured result.</w:t>
       </w:r>
     </w:p>
     <w:p>
@@ -31678,7 +32715,7 @@
           <w:i w:val="0"/>
           <w:sz w:val="18"/>
         </w:rPr>
-        <w:t>To change this slide: Rows #twist-r1..r4 (bar widths are inline styles) in compositions/s06-twist.html.</w:t>
+        <w:t>To change this slide: Panels #twist-left / #twist-right and the payoff strip in compositions/s06-twist.html (bar widths are inline styles on the shared scale).</w:t>
       </w:r>
     </w:p>
     <w:p>
@@ -31702,7 +32739,7 @@
           <w:color w:val="4B5563"/>
           <w:sz w:val="18"/>
         </w:rPr>
-        <w:t xml:space="preserve">81.4-85.8 s · composition </w:t>
+        <w:t xml:space="preserve">84.6-89.0 s · composition </w:t>
       </w:r>
       <w:r>
         <w:rPr>
@@ -31843,6 +32880,21 @@
     </w:p>
     <w:p>
       <w:pPr>
+        <w:spacing w:after="20"/>
+        <w:ind w:left="283"/>
+      </w:pPr>
+      <w:r>
+        <w:rPr>
+          <w:b w:val="0"/>
+          <w:i w:val="0"/>
+          <w:color w:val="4B5563"/>
+          <w:sz w:val="18"/>
+        </w:rPr>
+        <w:t>One command rebuilds the results tables behind the numbers in this video.</w:t>
+      </w:r>
+    </w:p>
+    <w:p>
+      <w:pPr>
         <w:spacing w:after="40"/>
       </w:pPr>
       <w:r>
@@ -33425,7 +34477,7 @@
                 <w:i w:val="0"/>
                 <w:sz w:val="15"/>
               </w:rPr>
-              <w:t>F-22, F-27, F-39, F-61, F-62, F-63, F-64, F-65, F-66</w:t>
+              <w:t>F-22, F-27, F-39, F-61, F-62, F-64, F-65, F-66, F-72</w:t>
             </w:r>
           </w:p>
         </w:tc>
@@ -33545,7 +34597,7 @@
                 <w:i w:val="0"/>
                 <w:sz w:val="15"/>
               </w:rPr>
-              <w:t>05, 06, 09</w:t>
+              <w:t>05, 06</w:t>
             </w:r>
           </w:p>
         </w:tc>
@@ -33847,7 +34899,7 @@
                 <w:i w:val="0"/>
                 <w:sz w:val="15"/>
               </w:rPr>
-              <w:t>04, 05, 06, 07, 08, 09, 10</w:t>
+              <w:t>04, 05, 06, 07, 08, 10</w:t>
             </w:r>
           </w:p>
         </w:tc>
@@ -33987,6 +35039,109 @@
                 <w:sz w:val="15"/>
               </w:rPr>
               <w:t>hyperframes render</w:t>
+            </w:r>
+          </w:p>
+        </w:tc>
+      </w:tr>
+      <w:tr>
+        <w:tc>
+          <w:tcPr>
+            <w:tcW w:type="dxa" w:w="2494"/>
+            <w:shd w:val="clear" w:color="auto" w:fill="F3F4F6"/>
+          </w:tcPr>
+          <w:p>
+            <w:pPr>
+              <w:spacing w:after="0"/>
+            </w:pPr>
+            <w:r/>
+            <w:r>
+              <w:rPr>
+                <w:b w:val="0"/>
+                <w:i w:val="0"/>
+                <w:sz w:val="15"/>
+              </w:rPr>
+              <w:t>A-14: Slide 09's 'payoff, at most' is an upper bound, not a result: it gives each kind of next step (series, resuming a series, format pathway, free choice) whichever of BERT4Rec and the Markov chain scored higher on it, weighted by prescribers</w:t>
+            </w:r>
+          </w:p>
+        </w:tc>
+        <w:tc>
+          <w:tcPr>
+            <w:tcW w:type="dxa" w:w="2154"/>
+            <w:shd w:val="clear" w:color="auto" w:fill="F3F4F6"/>
+          </w:tcPr>
+          <w:p>
+            <w:pPr>
+              <w:spacing w:after="0"/>
+            </w:pPr>
+            <w:r/>
+            <w:r>
+              <w:rPr>
+                <w:b w:val="0"/>
+                <w:i w:val="0"/>
+                <w:sz w:val="15"/>
+              </w:rPr>
+              <w:t>F-72, F-73</w:t>
+            </w:r>
+          </w:p>
+        </w:tc>
+        <w:tc>
+          <w:tcPr>
+            <w:tcW w:type="dxa" w:w="1020"/>
+            <w:shd w:val="clear" w:color="auto" w:fill="F3F4F6"/>
+          </w:tcPr>
+          <w:p>
+            <w:pPr>
+              <w:spacing w:after="0"/>
+            </w:pPr>
+            <w:r/>
+            <w:r>
+              <w:rPr>
+                <w:b w:val="0"/>
+                <w:i w:val="0"/>
+                <w:sz w:val="15"/>
+              </w:rPr>
+              <w:t>09</w:t>
+            </w:r>
+          </w:p>
+        </w:tc>
+        <w:tc>
+          <w:tcPr>
+            <w:tcW w:type="dxa" w:w="2381"/>
+            <w:shd w:val="clear" w:color="auto" w:fill="F3F4F6"/>
+          </w:tcPr>
+          <w:p>
+            <w:pPr>
+              <w:spacing w:after="0"/>
+            </w:pPr>
+            <w:r/>
+            <w:r>
+              <w:rPr>
+                <w:rFonts w:ascii="JetBrains Mono" w:hAnsi="JetBrains Mono" w:eastAsia="JetBrains Mono"/>
+                <w:b w:val="0"/>
+                <w:i w:val="0"/>
+                <w:sz w:val="12"/>
+              </w:rPr>
+              <w:t>compositions/s06-twist.html</w:t>
+            </w:r>
+          </w:p>
+        </w:tc>
+        <w:tc>
+          <w:tcPr>
+            <w:tcW w:type="dxa" w:w="1814"/>
+            <w:shd w:val="clear" w:color="auto" w:fill="F3F4F6"/>
+          </w:tcPr>
+          <w:p>
+            <w:pPr>
+              <w:spacing w:after="0"/>
+            </w:pPr>
+            <w:r/>
+            <w:r>
+              <w:rPr>
+                <w:b w:val="0"/>
+                <w:i w:val="0"/>
+                <w:sz w:val="15"/>
+              </w:rPr>
+              <w:t>make demo; hyperframes render</w:t>
             </w:r>
           </w:p>
         </w:tc>
@@ -34101,6 +35256,48 @@
           <w:sz w:val="19"/>
         </w:rPr>
         <w:t>• Slide 01 statements are general industry knowledge (A-13).</w:t>
+      </w:r>
+    </w:p>
+    <w:p>
+      <w:pPr>
+        <w:spacing w:after="40"/>
+        <w:ind w:left="227"/>
+      </w:pPr>
+      <w:r>
+        <w:rPr>
+          <w:b w:val="0"/>
+          <w:i w:val="0"/>
+          <w:sz w:val="19"/>
+        </w:rPr>
+        <w:t>• Slide 09 no longer shows item-kNN (NDCG@10 0.102), the free-choice and same-series slices or the new-content slice; the README 'The result' tables still report all of them.</w:t>
+      </w:r>
+    </w:p>
+    <w:p>
+      <w:pPr>
+        <w:spacing w:after="40"/>
+        <w:ind w:left="227"/>
+      </w:pPr>
+      <w:r>
+        <w:rPr>
+          <w:b w:val="0"/>
+          <w:i w:val="0"/>
+          <w:sz w:val="19"/>
+        </w:rPr>
+        <w:t>• Slide 09's payoff strip (0.331) is a ceiling computed with generator step labels a deployed blend could not see; the blend is not built (A-14, F-73).</w:t>
+      </w:r>
+    </w:p>
+    <w:p>
+      <w:pPr>
+        <w:spacing w:after="40"/>
+        <w:ind w:left="227"/>
+      </w:pPr>
+      <w:r>
+        <w:rPr>
+          <w:b w:val="0"/>
+          <w:i w:val="0"/>
+          <w:sz w:val="19"/>
+        </w:rPr>
+        <w:t>• The request path in serve.py still ranks with BERT4Rec even though the Markov chain scores higher overall; the README states this and names the blend as the next experiment.</w:t>
       </w:r>
     </w:p>
     <w:p>
